--- a/文件/復審/複審簡報.docx
+++ b/文件/復審/複審簡報.docx
@@ -90,22 +90,34 @@
         <w:rPr>
           <w:rFonts w:hint="eastAsia"/>
         </w:rPr>
-        <w:t>完成度</w:t>
-      </w:r>
-      <w:r>
-        <w:rPr>
-          <w:rFonts w:hint="eastAsia"/>
-        </w:rPr>
-        <w:t>88</w:t>
-      </w:r>
-      <w:r>
-        <w:rPr>
-          <w:rFonts w:hint="eastAsia"/>
-        </w:rPr>
-        <w:t>趴</w:t>
-      </w:r>
-    </w:p>
-    <w:p/>
+        <w:t>要繼續放影片</w:t>
+      </w:r>
+      <w:r>
+        <w:rPr>
+          <w:rFonts w:hint="eastAsia"/>
+        </w:rPr>
+        <w:t>+</w:t>
+      </w:r>
+      <w:r>
+        <w:rPr>
+          <w:rFonts w:hint="eastAsia"/>
+        </w:rPr>
+        <w:t>截圖</w:t>
+      </w:r>
+    </w:p>
+    <w:p>
+      <w:pPr>
+        <w:rPr>
+          <w:rFonts w:hint="eastAsia"/>
+        </w:rPr>
+      </w:pPr>
+      <w:r>
+        <w:rPr>
+          <w:rFonts w:hint="eastAsia"/>
+        </w:rPr>
+        <w:t>目前剩系統展示</w:t>
+      </w:r>
+    </w:p>
     <w:p/>
     <w:p/>
     <w:p/>

--- a/文件/復審/複審簡報.docx
+++ b/文件/復審/複審簡報.docx
@@ -82,44 +82,31 @@
         <w:rPr>
           <w:rFonts w:hint="eastAsia"/>
         </w:rPr>
-        <w:t>、是否要加程式的部分</w:t>
-      </w:r>
-    </w:p>
-    <w:p>
-      <w:r>
-        <w:rPr>
-          <w:rFonts w:hint="eastAsia"/>
-        </w:rPr>
-        <w:t>要繼續放影片</w:t>
-      </w:r>
-      <w:r>
-        <w:rPr>
-          <w:rFonts w:hint="eastAsia"/>
-        </w:rPr>
-        <w:t>+</w:t>
-      </w:r>
-      <w:r>
-        <w:rPr>
-          <w:rFonts w:hint="eastAsia"/>
-        </w:rPr>
-        <w:t>截圖</w:t>
-      </w:r>
-    </w:p>
-    <w:p>
-      <w:pPr>
-        <w:rPr>
-          <w:rFonts w:hint="eastAsia"/>
-        </w:rPr>
-      </w:pPr>
-      <w:r>
-        <w:rPr>
-          <w:rFonts w:hint="eastAsia"/>
-        </w:rPr>
         <w:t>目前剩系統展示</w:t>
       </w:r>
     </w:p>
-    <w:p/>
-    <w:p/>
+    <w:p>
+      <w:r>
+        <w:rPr>
+          <w:rFonts w:hint="eastAsia"/>
+        </w:rPr>
+        <w:t>商家</w:t>
+      </w:r>
+      <w:r>
+        <w:rPr>
+          <w:rFonts w:hint="eastAsia"/>
+        </w:rPr>
+        <w:t xml:space="preserve"> </w:t>
+      </w:r>
+    </w:p>
+    <w:p>
+      <w:r>
+        <w:rPr>
+          <w:rFonts w:hint="eastAsia"/>
+        </w:rPr>
+        <w:t>聊天室的畫面</w:t>
+      </w:r>
+    </w:p>
     <w:p/>
     <w:p/>
     <w:p/>
@@ -144,7 +131,6 @@
         <w:rPr>
           <w:rFonts w:hint="eastAsia"/>
         </w:rPr>
-        <w:lastRenderedPageBreak/>
         <w:t>背景與動機</w:t>
       </w:r>
     </w:p>
@@ -164,6 +150,7 @@
         <w:rPr>
           <w:rFonts w:hint="eastAsia"/>
         </w:rPr>
+        <w:lastRenderedPageBreak/>
         <w:t>(</w:t>
       </w:r>
       <w:r>
@@ -227,11 +214,19 @@
         </w:rPr>
         <w:t>像</w:t>
       </w:r>
-      <w:r>
-        <w:rPr>
-          <w:rFonts w:hint="eastAsia"/>
-        </w:rPr>
-        <w:t>pinterest,Dcard))</w:t>
+      <w:proofErr w:type="spellStart"/>
+      <w:r>
+        <w:rPr>
+          <w:rFonts w:hint="eastAsia"/>
+        </w:rPr>
+        <w:t>pinterest,Dcard</w:t>
+      </w:r>
+      <w:proofErr w:type="spellEnd"/>
+      <w:r>
+        <w:rPr>
+          <w:rFonts w:hint="eastAsia"/>
+        </w:rPr>
+        <w:t>))</w:t>
       </w:r>
     </w:p>
     <w:p>
@@ -484,111 +479,206 @@
         <w:rPr>
           <w:rFonts w:hint="eastAsia"/>
         </w:rPr>
+        <w:t>未來展望</w:t>
+      </w:r>
+    </w:p>
+    <w:p/>
+    <w:p>
+      <w:r>
+        <w:rPr>
+          <w:rFonts w:hint="eastAsia"/>
+        </w:rPr>
         <w:lastRenderedPageBreak/>
+        <w:t>前言</w:t>
+      </w:r>
+      <w:r>
+        <w:rPr>
+          <w:rFonts w:hint="eastAsia"/>
+        </w:rPr>
+        <w:t>(</w:t>
+      </w:r>
+      <w:r>
+        <w:rPr>
+          <w:rFonts w:hint="eastAsia"/>
+        </w:rPr>
+        <w:t>背景、動機、系統目的、預期成果</w:t>
+      </w:r>
+      <w:r>
+        <w:rPr>
+          <w:rFonts w:hint="eastAsia"/>
+        </w:rPr>
+        <w:t>)</w:t>
+      </w:r>
+    </w:p>
+    <w:p>
+      <w:r>
+        <w:rPr>
+          <w:rFonts w:hint="eastAsia"/>
+        </w:rPr>
+        <w:t>營運計畫</w:t>
+      </w:r>
+      <w:r>
+        <w:rPr>
+          <w:rFonts w:hint="eastAsia"/>
+        </w:rPr>
+        <w:t>(</w:t>
+      </w:r>
+      <w:r>
+        <w:rPr>
+          <w:rFonts w:hint="eastAsia"/>
+        </w:rPr>
+        <w:t>商業模式、</w:t>
+      </w:r>
+      <w:r>
+        <w:rPr>
+          <w:rFonts w:hint="eastAsia"/>
+        </w:rPr>
+        <w:t>SWOT</w:t>
+      </w:r>
+      <w:r>
+        <w:rPr>
+          <w:rFonts w:hint="eastAsia"/>
+        </w:rPr>
+        <w:t>分析</w:t>
+      </w:r>
+      <w:r>
+        <w:rPr>
+          <w:rFonts w:hint="eastAsia"/>
+        </w:rPr>
+        <w:t>)(</w:t>
+      </w:r>
+      <w:r>
+        <w:rPr>
+          <w:rFonts w:hint="eastAsia"/>
+        </w:rPr>
+        <w:t>商業模式是那個長方形很多格的那個</w:t>
+      </w:r>
+      <w:r>
+        <w:rPr>
+          <w:rFonts w:hint="eastAsia"/>
+        </w:rPr>
+        <w:t>)</w:t>
+      </w:r>
+    </w:p>
+    <w:p>
+      <w:r>
+        <w:rPr>
+          <w:rFonts w:hint="eastAsia"/>
+        </w:rPr>
+        <w:t>系統介紹</w:t>
+      </w:r>
+      <w:r>
+        <w:rPr>
+          <w:rFonts w:hint="eastAsia"/>
+        </w:rPr>
+        <w:t>(</w:t>
+      </w:r>
+      <w:r>
+        <w:rPr>
+          <w:rFonts w:hint="eastAsia"/>
+        </w:rPr>
+        <w:t>就是其他組的系統展示</w:t>
+      </w:r>
+      <w:r>
+        <w:rPr>
+          <w:rFonts w:hint="eastAsia"/>
+        </w:rPr>
+        <w:t>)</w:t>
+      </w:r>
+    </w:p>
+    <w:p>
+      <w:r>
+        <w:rPr>
+          <w:rFonts w:hint="eastAsia"/>
+        </w:rPr>
         <w:t>未來展望</w:t>
       </w:r>
     </w:p>
+    <w:p>
+      <w:r>
+        <w:rPr>
+          <w:rFonts w:hint="eastAsia"/>
+        </w:rPr>
+        <w:t>(</w:t>
+      </w:r>
+      <w:r>
+        <w:rPr>
+          <w:rFonts w:hint="eastAsia"/>
+        </w:rPr>
+        <w:t>如果放</w:t>
+      </w:r>
+      <w:proofErr w:type="spellStart"/>
+      <w:r>
+        <w:rPr>
+          <w:rFonts w:hint="eastAsia"/>
+        </w:rPr>
+        <w:t>github</w:t>
+      </w:r>
+      <w:proofErr w:type="spellEnd"/>
+      <w:r>
+        <w:rPr>
+          <w:rFonts w:hint="eastAsia"/>
+        </w:rPr>
+        <w:t>紀錄的話</w:t>
+      </w:r>
+      <w:r>
+        <w:rPr>
+          <w:rFonts w:hint="eastAsia"/>
+        </w:rPr>
+        <w:t xml:space="preserve"> </w:t>
+      </w:r>
+      <w:r>
+        <w:rPr>
+          <w:rFonts w:hint="eastAsia"/>
+        </w:rPr>
+        <w:t>就要詳細到每個人的</w:t>
+      </w:r>
+      <w:r>
+        <w:rPr>
+          <w:rFonts w:hint="eastAsia"/>
+        </w:rPr>
+        <w:t>)</w:t>
+      </w:r>
+    </w:p>
     <w:p/>
     <w:p>
       <w:r>
         <w:rPr>
           <w:rFonts w:hint="eastAsia"/>
         </w:rPr>
-        <w:t>前言</w:t>
-      </w:r>
-      <w:r>
-        <w:rPr>
-          <w:rFonts w:hint="eastAsia"/>
-        </w:rPr>
-        <w:t>(</w:t>
-      </w:r>
-      <w:r>
-        <w:rPr>
-          <w:rFonts w:hint="eastAsia"/>
-        </w:rPr>
-        <w:t>背景、動機、系統目的、預期成果</w:t>
-      </w:r>
-      <w:r>
-        <w:rPr>
-          <w:rFonts w:hint="eastAsia"/>
-        </w:rPr>
-        <w:t>)</w:t>
-      </w:r>
-    </w:p>
-    <w:p>
-      <w:r>
-        <w:rPr>
-          <w:rFonts w:hint="eastAsia"/>
-        </w:rPr>
-        <w:t>營運計畫</w:t>
-      </w:r>
-      <w:r>
-        <w:rPr>
-          <w:rFonts w:hint="eastAsia"/>
-        </w:rPr>
-        <w:t>(</w:t>
-      </w:r>
-      <w:r>
-        <w:rPr>
-          <w:rFonts w:hint="eastAsia"/>
-        </w:rPr>
-        <w:t>商業模式、</w:t>
-      </w:r>
-      <w:r>
-        <w:rPr>
-          <w:rFonts w:hint="eastAsia"/>
-        </w:rPr>
-        <w:t>SWOT</w:t>
-      </w:r>
-      <w:r>
-        <w:rPr>
-          <w:rFonts w:hint="eastAsia"/>
-        </w:rPr>
-        <w:t>分析</w:t>
-      </w:r>
-      <w:r>
-        <w:rPr>
-          <w:rFonts w:hint="eastAsia"/>
-        </w:rPr>
-        <w:t>)(</w:t>
-      </w:r>
-      <w:r>
-        <w:rPr>
-          <w:rFonts w:hint="eastAsia"/>
-        </w:rPr>
-        <w:t>商業模式是那個長方形很多格的那個</w:t>
-      </w:r>
-      <w:r>
-        <w:rPr>
-          <w:rFonts w:hint="eastAsia"/>
-        </w:rPr>
-        <w:t>)</w:t>
-      </w:r>
-    </w:p>
-    <w:p>
-      <w:r>
-        <w:rPr>
-          <w:rFonts w:hint="eastAsia"/>
-        </w:rPr>
-        <w:t>系統介紹</w:t>
-      </w:r>
-      <w:r>
-        <w:rPr>
-          <w:rFonts w:hint="eastAsia"/>
-        </w:rPr>
-        <w:t>(</w:t>
-      </w:r>
-      <w:r>
-        <w:rPr>
-          <w:rFonts w:hint="eastAsia"/>
-        </w:rPr>
-        <w:t>就是其他組的系統展示</w:t>
-      </w:r>
-      <w:r>
-        <w:rPr>
-          <w:rFonts w:hint="eastAsia"/>
-        </w:rPr>
-        <w:t>)</w:t>
+        <w:t>背景與動機</w:t>
+      </w:r>
+    </w:p>
+    <w:p>
+      <w:r>
+        <w:rPr>
+          <w:rFonts w:hint="eastAsia"/>
+        </w:rPr>
+        <w:t>回應初評問題</w:t>
+      </w:r>
+    </w:p>
+    <w:p>
+      <w:r>
+        <w:rPr>
+          <w:rFonts w:hint="eastAsia"/>
+        </w:rPr>
+        <w:t>系統架構</w:t>
+      </w:r>
+    </w:p>
+    <w:p>
+      <w:r>
+        <w:rPr>
+          <w:rFonts w:hint="eastAsia"/>
+        </w:rPr>
+        <w:t>系統功能介紹</w:t>
+      </w:r>
+    </w:p>
+    <w:p>
+      <w:r>
+        <w:rPr>
+          <w:rFonts w:hint="eastAsia"/>
+        </w:rPr>
+        <w:t>系統展示</w:t>
       </w:r>
     </w:p>
     <w:p>
@@ -599,65 +689,13 @@
         <w:t>未來展望</w:t>
       </w:r>
     </w:p>
-    <w:p>
-      <w:r>
-        <w:rPr>
-          <w:rFonts w:hint="eastAsia"/>
-        </w:rPr>
-        <w:t>(</w:t>
-      </w:r>
-      <w:r>
-        <w:rPr>
-          <w:rFonts w:hint="eastAsia"/>
-        </w:rPr>
-        <w:t>如果放</w:t>
-      </w:r>
-      <w:r>
-        <w:rPr>
-          <w:rFonts w:hint="eastAsia"/>
-        </w:rPr>
-        <w:t>github</w:t>
-      </w:r>
-      <w:r>
-        <w:rPr>
-          <w:rFonts w:hint="eastAsia"/>
-        </w:rPr>
-        <w:t>紀錄的話</w:t>
-      </w:r>
-      <w:r>
-        <w:rPr>
-          <w:rFonts w:hint="eastAsia"/>
-        </w:rPr>
-        <w:t xml:space="preserve"> </w:t>
-      </w:r>
-      <w:r>
-        <w:rPr>
-          <w:rFonts w:hint="eastAsia"/>
-        </w:rPr>
-        <w:t>就要詳細到每個人的</w:t>
-      </w:r>
-      <w:r>
-        <w:rPr>
-          <w:rFonts w:hint="eastAsia"/>
-        </w:rPr>
-        <w:t>)</w:t>
-      </w:r>
-    </w:p>
     <w:p/>
     <w:p>
       <w:r>
         <w:rPr>
           <w:rFonts w:hint="eastAsia"/>
         </w:rPr>
-        <w:t>背景與動機</w:t>
-      </w:r>
-    </w:p>
-    <w:p>
-      <w:r>
-        <w:rPr>
-          <w:rFonts w:hint="eastAsia"/>
-        </w:rPr>
-        <w:t>回應初評問題</w:t>
+        <w:t>動機與目標</w:t>
       </w:r>
     </w:p>
     <w:p>
@@ -671,50 +709,8 @@
     <w:p>
       <w:r>
         <w:rPr>
-          <w:rFonts w:hint="eastAsia"/>
-        </w:rPr>
-        <w:t>系統功能介紹</w:t>
-      </w:r>
-    </w:p>
-    <w:p>
-      <w:r>
-        <w:rPr>
-          <w:rFonts w:hint="eastAsia"/>
-        </w:rPr>
-        <w:t>系統展示</w:t>
-      </w:r>
-    </w:p>
-    <w:p>
-      <w:r>
-        <w:rPr>
-          <w:rFonts w:hint="eastAsia"/>
-        </w:rPr>
-        <w:t>未來展望</w:t>
-      </w:r>
-    </w:p>
-    <w:p/>
-    <w:p>
-      <w:r>
-        <w:rPr>
-          <w:rFonts w:hint="eastAsia"/>
-        </w:rPr>
-        <w:t>動機與目標</w:t>
-      </w:r>
-    </w:p>
-    <w:p>
-      <w:r>
-        <w:rPr>
-          <w:rFonts w:hint="eastAsia"/>
-        </w:rPr>
-        <w:t>系統架構</w:t>
-      </w:r>
-    </w:p>
-    <w:p>
-      <w:r>
-        <w:rPr>
           <w:noProof/>
         </w:rPr>
-        <w:lastRenderedPageBreak/>
         <w:drawing>
           <wp:inline distT="0" distB="0" distL="0" distR="0" wp14:anchorId="0CBB4789" wp14:editId="1C41749A">
             <wp:extent cx="5274310" cy="3021330"/>
@@ -757,6 +753,7 @@
         <w:rPr>
           <w:rFonts w:hint="eastAsia"/>
         </w:rPr>
+        <w:lastRenderedPageBreak/>
         <w:t>系統展示</w:t>
       </w:r>
     </w:p>

--- a/文件/復審/複審簡報.docx
+++ b/文件/復審/複審簡報.docx
@@ -98,6 +98,12 @@
         </w:rPr>
         <w:t xml:space="preserve"> </w:t>
       </w:r>
+      <w:r>
+        <w:rPr>
+          <w:rFonts w:hint="eastAsia"/>
+        </w:rPr>
+        <w:t>廣告查看、商家代付款</w:t>
+      </w:r>
     </w:p>
     <w:p>
       <w:r>
@@ -214,19 +220,11 @@
         </w:rPr>
         <w:t>像</w:t>
       </w:r>
-      <w:proofErr w:type="spellStart"/>
-      <w:r>
-        <w:rPr>
-          <w:rFonts w:hint="eastAsia"/>
-        </w:rPr>
-        <w:t>pinterest,Dcard</w:t>
-      </w:r>
-      <w:proofErr w:type="spellEnd"/>
-      <w:r>
-        <w:rPr>
-          <w:rFonts w:hint="eastAsia"/>
-        </w:rPr>
-        <w:t>))</w:t>
+      <w:r>
+        <w:rPr>
+          <w:rFonts w:hint="eastAsia"/>
+        </w:rPr>
+        <w:t>pinterest,Dcard))</w:t>
       </w:r>
     </w:p>
     <w:p>
@@ -607,14 +605,12 @@
         </w:rPr>
         <w:t>如果放</w:t>
       </w:r>
-      <w:proofErr w:type="spellStart"/>
       <w:r>
         <w:rPr>
           <w:rFonts w:hint="eastAsia"/>
         </w:rPr>
         <w:t>github</w:t>
       </w:r>
-      <w:proofErr w:type="spellEnd"/>
       <w:r>
         <w:rPr>
           <w:rFonts w:hint="eastAsia"/>
